--- a/Documentação/Requisitos_HelpDesk_HealthSafety_v1.docx
+++ b/Documentação/Requisitos_HelpDesk_HealthSafety_v1.docx
@@ -7061,7 +7061,7 @@
                 <w:sz w:val="20"/>
                 <w:szCs w:val="20"/>
               </w:rPr>
-              <w:t xml:space="preserve">WebSocket (Socket.IO)</w:t>
+              <w:t xml:space="preserve">FastAPI WebSockets</w:t>
             </w:r>
           </w:p>
         </w:tc>
@@ -9487,7 +9487,7 @@
                 <w:sz w:val="20"/>
                 <w:szCs w:val="20"/>
               </w:rPr>
-              <w:t xml:space="preserve">Senhas devem ser armazenadas com hash bcrypt (custo mínimo 10).</w:t>
+              <w:t xml:space="preserve">Senhas devem ser armazenadas com hash bcrypt via passlib (custo mínimo 10).</w:t>
             </w:r>
           </w:p>
         </w:tc>
@@ -14813,7 +14813,7 @@
                 <w:sz w:val="20"/>
                 <w:szCs w:val="20"/>
               </w:rPr>
-              <w:t xml:space="preserve">Hash bcrypt da senha</w:t>
+              <w:t xml:space="preserve">Hash bcrypt via passlib da senha</w:t>
             </w:r>
           </w:p>
         </w:tc>

--- a/Documentação/Requisitos_HelpDesk_HealthSafety_v1.docx
+++ b/Documentação/Requisitos_HelpDesk_HealthSafety_v1.docx
@@ -437,6 +437,48 @@
                 <w:szCs w:val="20"/>
               </w:rPr>
               <w:t xml:space="preserve">Versão inicial do documento de requisitos</w:t>
+            </w:r>
+          </w:p>
+        </w:tc>
+      </w:tr>
+      <w:tr>
+        <w:tc>
+          <w:tcPr>
+            <w:tcW w:type="dxa" w:w="1200"/>
+          </w:tcPr>
+          <w:p>
+            <w:r>
+              <w:t>1.1</w:t>
+            </w:r>
+          </w:p>
+        </w:tc>
+        <w:tc>
+          <w:tcPr>
+            <w:tcW w:type="dxa" w:w="2000"/>
+          </w:tcPr>
+          <w:p>
+            <w:r>
+              <w:t>05/08/2026</w:t>
+            </w:r>
+          </w:p>
+        </w:tc>
+        <w:tc>
+          <w:tcPr>
+            <w:tcW w:type="dxa" w:w="2800"/>
+          </w:tcPr>
+          <w:p>
+            <w:r>
+              <w:t>Health &amp; Safety / TI</w:t>
+            </w:r>
+          </w:p>
+        </w:tc>
+        <w:tc>
+          <w:tcPr>
+            <w:tcW w:type="dxa" w:w="3360"/>
+          </w:tcPr>
+          <w:p>
+            <w:r>
+              <w:t>Ajustes do feedback do cliente: respostas rapidas no chat, produtos na base de conhecimento, permissoes do tecnico, CNPJ/CEP obrigatorios e escala CSAT de 1 a 10</w:t>
             </w:r>
           </w:p>
         </w:tc>
@@ -5816,6 +5858,132 @@
           </w:p>
         </w:tc>
       </w:tr>
+      <w:tr>
+        <w:tc>
+          <w:tcPr>
+            <w:tcW w:type="dxa" w:w="1100"/>
+          </w:tcPr>
+          <w:p>
+            <w:r>
+              <w:t>RF-046</w:t>
+            </w:r>
+          </w:p>
+        </w:tc>
+        <w:tc>
+          <w:tcPr>
+            <w:tcW w:type="dxa" w:w="4500"/>
+          </w:tcPr>
+          <w:p>
+            <w:r>
+              <w:t>Ao criar ou editar um artigo, o tecnico deve indicar a quais produtos ele se aplica, podendo marcar 'Vale para todos os produtos'.</w:t>
+            </w:r>
+          </w:p>
+        </w:tc>
+        <w:tc>
+          <w:tcPr>
+            <w:tcW w:type="dxa" w:w="1200"/>
+          </w:tcPr>
+          <w:p>
+            <w:r>
+              <w:t>Essencial</w:t>
+            </w:r>
+          </w:p>
+        </w:tc>
+        <w:tc>
+          <w:tcPr>
+            <w:tcW w:type="dxa" w:w="2560"/>
+          </w:tcPr>
+          <w:p>
+            <w:r>
+              <w:t>Artigo sem produto vinculado vale para todos</w:t>
+            </w:r>
+          </w:p>
+        </w:tc>
+      </w:tr>
+      <w:tr>
+        <w:tc>
+          <w:tcPr>
+            <w:tcW w:type="dxa" w:w="1100"/>
+          </w:tcPr>
+          <w:p>
+            <w:r>
+              <w:t>RF-047</w:t>
+            </w:r>
+          </w:p>
+        </w:tc>
+        <w:tc>
+          <w:tcPr>
+            <w:tcW w:type="dxa" w:w="4500"/>
+          </w:tcPr>
+          <w:p>
+            <w:r>
+              <w:t>No chamado, os artigos sugeridos devem casar pelo produto OU pela categoria, nesta ordem de relevancia: produto+categoria, produto, categoria, palavra-chave do titulo.</w:t>
+            </w:r>
+          </w:p>
+        </w:tc>
+        <w:tc>
+          <w:tcPr>
+            <w:tcW w:type="dxa" w:w="1200"/>
+          </w:tcPr>
+          <w:p>
+            <w:r>
+              <w:t>Essencial</w:t>
+            </w:r>
+          </w:p>
+        </w:tc>
+        <w:tc>
+          <w:tcPr>
+            <w:tcW w:type="dxa" w:w="2560"/>
+          </w:tcPr>
+          <w:p>
+            <w:r>
+              <w:t>Produto vem do campo Produto ou do equipamento</w:t>
+            </w:r>
+          </w:p>
+        </w:tc>
+      </w:tr>
+      <w:tr>
+        <w:tc>
+          <w:tcPr>
+            <w:tcW w:type="dxa" w:w="1100"/>
+          </w:tcPr>
+          <w:p>
+            <w:r>
+              <w:t>RF-048</w:t>
+            </w:r>
+          </w:p>
+        </w:tc>
+        <w:tc>
+          <w:tcPr>
+            <w:tcW w:type="dxa" w:w="4500"/>
+          </w:tcPr>
+          <w:p>
+            <w:r>
+              <w:t>O cliente deve visualizar a aba Base de Conhecimento dentro do proprio chamado, com os artigos sugeridos para o caso dele.</w:t>
+            </w:r>
+          </w:p>
+        </w:tc>
+        <w:tc>
+          <w:tcPr>
+            <w:tcW w:type="dxa" w:w="1200"/>
+          </w:tcPr>
+          <w:p>
+            <w:r>
+              <w:t>Essencial</w:t>
+            </w:r>
+          </w:p>
+        </w:tc>
+        <w:tc>
+          <w:tcPr>
+            <w:tcW w:type="dxa" w:w="2560"/>
+          </w:tcPr>
+          <w:p>
+            <w:r>
+              <w:t>Restrito aos chamados que ele mesmo abriu</w:t>
+            </w:r>
+          </w:p>
+        </w:tc>
+      </w:tr>
     </w:tbl>
     <w:p>
       <w:pPr>
@@ -7518,6 +7686,90 @@
                 <w:szCs w:val="20"/>
               </w:rPr>
               <w:t xml:space="preserve">Notificação em tempo real</w:t>
+            </w:r>
+          </w:p>
+        </w:tc>
+      </w:tr>
+      <w:tr>
+        <w:tc>
+          <w:tcPr>
+            <w:tcW w:type="dxa" w:w="1100"/>
+          </w:tcPr>
+          <w:p>
+            <w:r>
+              <w:t>RF-071</w:t>
+            </w:r>
+          </w:p>
+        </w:tc>
+        <w:tc>
+          <w:tcPr>
+            <w:tcW w:type="dxa" w:w="4500"/>
+          </w:tcPr>
+          <w:p>
+            <w:r>
+              <w:t>O tecnico deve inserir mensagens prontas no chat digitando '/' seguido do atalho, com busca por atalho ou titulo.</w:t>
+            </w:r>
+          </w:p>
+        </w:tc>
+        <w:tc>
+          <w:tcPr>
+            <w:tcW w:type="dxa" w:w="1200"/>
+          </w:tcPr>
+          <w:p>
+            <w:r>
+              <w:t>Essencial</w:t>
+            </w:r>
+          </w:p>
+        </w:tc>
+        <w:tc>
+          <w:tcPr>
+            <w:tcW w:type="dxa" w:w="2560"/>
+          </w:tcPr>
+          <w:p>
+            <w:r>
+              <w:t>Lista unica para toda a equipe</w:t>
+            </w:r>
+          </w:p>
+        </w:tc>
+      </w:tr>
+      <w:tr>
+        <w:tc>
+          <w:tcPr>
+            <w:tcW w:type="dxa" w:w="1100"/>
+          </w:tcPr>
+          <w:p>
+            <w:r>
+              <w:t>RF-072</w:t>
+            </w:r>
+          </w:p>
+        </w:tc>
+        <w:tc>
+          <w:tcPr>
+            <w:tcW w:type="dxa" w:w="4500"/>
+          </w:tcPr>
+          <w:p>
+            <w:r>
+              <w:t>Admin e tecnico devem gerenciar as respostas rapidas (criar, editar, ativar/desativar e excluir) em tela propria.</w:t>
+            </w:r>
+          </w:p>
+        </w:tc>
+        <w:tc>
+          <w:tcPr>
+            <w:tcW w:type="dxa" w:w="1200"/>
+          </w:tcPr>
+          <w:p>
+            <w:r>
+              <w:t>Essencial</w:t>
+            </w:r>
+          </w:p>
+        </w:tc>
+        <w:tc>
+          <w:tcPr>
+            <w:tcW w:type="dxa" w:w="2560"/>
+          </w:tcPr>
+          <w:p>
+            <w:r>
+              <w:t>Menu Gestao &gt; Respostas Rapidas</w:t>
             </w:r>
           </w:p>
         </w:tc>
@@ -10721,7 +10973,7 @@
                 <w:sz w:val="20"/>
                 <w:szCs w:val="20"/>
               </w:rPr>
-              <w:t xml:space="preserve">Um chamado só pode ser atribuído a um técnico por vez. Reatribuições geram registro no histórico.</w:t>
+              <w:t>Um chamado so pode ser atribuido a um tecnico por vez. Reatribuicoes geram registro no historico. Qualquer tecnico pode atender, responder e concluir qualquer chamado, mesmo sem ser o responsavel (alterado na v1.1.0). Nao e permitido reatribuir chamado fechado ou cancelado, nem atribuir a usuario inativo ou que nao seja tecnico/admin.</w:t>
             </w:r>
           </w:p>
         </w:tc>
@@ -11133,7 +11385,7 @@
                 <w:sz w:val="20"/>
                 <w:szCs w:val="20"/>
               </w:rPr>
-              <w:t xml:space="preserve">A pesquisa de satisfação é enviada automaticamente ao resolver o chamado e pode ser respondida apenas uma vez por chamado.</w:t>
+              <w:t>A pesquisa de satisfacao e enviada automaticamente ao resolver o chamado e pode ser respondida apenas uma vez por chamado. A nota vai de 1 a 10 (escala unificada na v1.1.0).</w:t>
             </w:r>
           </w:p>
         </w:tc>
@@ -11370,6 +11622,72 @@
                 <w:szCs w:val="20"/>
               </w:rPr>
               <w:t xml:space="preserve">O sistema deve considerar apenas dias/horários úteis para cálculo de SLA, excluindo feriados nacionais configuráveis.</w:t>
+            </w:r>
+          </w:p>
+        </w:tc>
+      </w:tr>
+      <w:tr>
+        <w:tc>
+          <w:tcPr>
+            <w:tcW w:type="dxa" w:w="1000"/>
+          </w:tcPr>
+          <w:p>
+            <w:r>
+              <w:t>RN-015</w:t>
+            </w:r>
+          </w:p>
+        </w:tc>
+        <w:tc>
+          <w:tcPr>
+            <w:tcW w:type="dxa" w:w="8360"/>
+          </w:tcPr>
+          <w:p>
+            <w:r>
+              <w:t>O cadastro da empresa do cliente exige CNPJ e CEP. O CNPJ e validado pelos dois digitos verificadores. Clientes cadastrados antes da regra nao sao bloqueados, mas recebem aviso no perfil.</w:t>
+            </w:r>
+          </w:p>
+        </w:tc>
+      </w:tr>
+      <w:tr>
+        <w:tc>
+          <w:tcPr>
+            <w:tcW w:type="dxa" w:w="1000"/>
+          </w:tcPr>
+          <w:p>
+            <w:r>
+              <w:t>RN-016</w:t>
+            </w:r>
+          </w:p>
+        </w:tc>
+        <w:tc>
+          <w:tcPr>
+            <w:tcW w:type="dxa" w:w="8360"/>
+          </w:tcPr>
+          <w:p>
+            <w:r>
+              <w:t>Todo artigo da base de conhecimento indica a quais produtos se aplica. Artigo sem produto vinculado vale para todos os produtos.</w:t>
+            </w:r>
+          </w:p>
+        </w:tc>
+      </w:tr>
+      <w:tr>
+        <w:tc>
+          <w:tcPr>
+            <w:tcW w:type="dxa" w:w="1000"/>
+          </w:tcPr>
+          <w:p>
+            <w:r>
+              <w:t>RN-017</w:t>
+            </w:r>
+          </w:p>
+        </w:tc>
+        <w:tc>
+          <w:tcPr>
+            <w:tcW w:type="dxa" w:w="8360"/>
+          </w:tcPr>
+          <w:p>
+            <w:r>
+              <w:t>Admin e tecnico podem excluir qualquer comentario da base de conhecimento; o cliente exclui apenas os proprios.</w:t>
             </w:r>
           </w:p>
         </w:tc>

--- a/Documentação/Requisitos_HelpDesk_HealthSafety_v1.docx
+++ b/Documentação/Requisitos_HelpDesk_HealthSafety_v1.docx
@@ -479,6 +479,48 @@
           <w:p>
             <w:r>
               <w:t>Ajustes do feedback do cliente: respostas rapidas no chat, produtos na base de conhecimento, permissoes do tecnico, CNPJ/CEP obrigatorios e escala CSAT de 1 a 10</w:t>
+            </w:r>
+          </w:p>
+        </w:tc>
+      </w:tr>
+      <w:tr>
+        <w:tc>
+          <w:tcPr>
+            <w:tcW w:type="dxa" w:w="1200"/>
+          </w:tcPr>
+          <w:p>
+            <w:r>
+              <w:t>1.2</w:t>
+            </w:r>
+          </w:p>
+        </w:tc>
+        <w:tc>
+          <w:tcPr>
+            <w:tcW w:type="dxa" w:w="2000"/>
+          </w:tcPr>
+          <w:p>
+            <w:r>
+              <w:t>07/08/2026</w:t>
+            </w:r>
+          </w:p>
+        </w:tc>
+        <w:tc>
+          <w:tcPr>
+            <w:tcW w:type="dxa" w:w="2800"/>
+          </w:tcPr>
+          <w:p>
+            <w:r>
+              <w:t>Health &amp; Safety / TI</w:t>
+            </w:r>
+          </w:p>
+        </w:tc>
+        <w:tc>
+          <w:tcPr>
+            <w:tcW w:type="dxa" w:w="3360"/>
+          </w:tcPr>
+          <w:p>
+            <w:r>
+              <w:t>Ciclo de encerramento do chamado: fechamento automatico em 3 dias uteis, reabertura pelo cliente em 5 dias uteis e pesquisa de satisfacao apenas no sistema (sem e-mail).</w:t>
             </w:r>
           </w:p>
         </w:tc>
@@ -3751,7 +3793,7 @@
                 <w:sz w:val="20"/>
                 <w:szCs w:val="20"/>
               </w:rPr>
-              <w:t xml:space="preserve">Ao resolver o chamado, o técnico deve registrar a solução aplicada. O chamado só será 'Fechado' após confirmação do cliente ou após 5 dias sem resposta.</w:t>
+              <w:t>Ao resolver o chamado, o tecnico deve registrar a solucao aplicada. O chamado passa a 'Fechado' automaticamente apos 3 dias uteis sem manifestacao do cliente, contados a partir da resolucao.</w:t>
             </w:r>
           </w:p>
         </w:tc>
@@ -3807,7 +3849,7 @@
                 <w:sz w:val="20"/>
                 <w:szCs w:val="20"/>
               </w:rPr>
-              <w:t xml:space="preserve">Fechamento automático por inatividade</w:t>
+              <w:t>Fechamento automatico por inatividade</w:t>
             </w:r>
           </w:p>
         </w:tc>
@@ -3865,7 +3907,7 @@
                 <w:sz w:val="20"/>
                 <w:szCs w:val="20"/>
               </w:rPr>
-              <w:t xml:space="preserve">O cliente deve poder reabrir um chamado fechado dentro de 7 dias, caso o problema persista.</w:t>
+              <w:t>O cliente deve poder reabrir um chamado resolvido ou fechado dentro de 5 dias uteis contados da resolucao, informando o motivo. Admin e tecnico reabrem sem prazo. Apos o prazo, um novo chamado deve ser criado.</w:t>
             </w:r>
           </w:p>
         </w:tc>
@@ -3919,7 +3961,7 @@
                 <w:sz w:val="20"/>
                 <w:szCs w:val="20"/>
               </w:rPr>
-              <w:t xml:space="preserve">Gera registro no histórico</w:t>
+              <w:t>Motivo obrigatorio; gera registro no historico</w:t>
             </w:r>
           </w:p>
         </w:tc>
@@ -8619,7 +8661,7 @@
                 <w:sz w:val="20"/>
                 <w:szCs w:val="20"/>
               </w:rPr>
-              <w:t xml:space="preserve">Ao resolver um chamado, o sistema deve enviar automaticamente uma pesquisa de satisfação ao cliente (por e-mail e no portal).</w:t>
+              <w:t>Ao resolver um chamado, o sistema deve convidar o cliente para a pesquisa de satisfacao pela notificacao no sistema. O convite nao e enviado por e-mail: a avaliacao e respondida no painel dentro do proprio chamado.</w:t>
             </w:r>
           </w:p>
         </w:tc>
@@ -8675,7 +8717,7 @@
                 <w:sz w:val="20"/>
                 <w:szCs w:val="20"/>
               </w:rPr>
-              <w:t xml:space="preserve">Envio automático</w:t>
+              <w:t>Apenas in-app (sininho + chamado)</w:t>
             </w:r>
           </w:p>
         </w:tc>
@@ -8733,7 +8775,7 @@
                 <w:sz w:val="20"/>
                 <w:szCs w:val="20"/>
               </w:rPr>
-              <w:t xml:space="preserve">A pesquisa deve conter: nota de 1 a 5 estrelas e campo de comentário livre.</w:t>
+              <w:t>A pesquisa deve conter: nota de 1 a 10 e campo de comentario livre. Cada chamado aceita uma unica avaliacao, que nao pode ser alterada depois de enviada.</w:t>
             </w:r>
           </w:p>
         </w:tc>
@@ -8961,7 +9003,7 @@
                 <w:sz w:val="20"/>
                 <w:szCs w:val="20"/>
               </w:rPr>
-              <w:t xml:space="preserve">Notas abaixo de 3 devem gerar alerta automático ao administrador para análise.</w:t>
+              <w:t>O dashboard do administrador deve destacar as avaliacoes baixas para analise. Nao ha alerta automatico por e-mail: a leitura e feita no painel, junto das demais metricas de CSAT.</w:t>
             </w:r>
           </w:p>
         </w:tc>
@@ -9015,7 +9057,7 @@
                 <w:sz w:val="20"/>
                 <w:szCs w:val="20"/>
               </w:rPr>
-              <w:t xml:space="preserve">Gestão proativa da qualidade</w:t>
+              <w:t>Visivel no painel do admin, sem disparo automatico</w:t>
             </w:r>
           </w:p>
         </w:tc>
@@ -11031,7 +11073,7 @@
                 <w:sz w:val="20"/>
                 <w:szCs w:val="20"/>
               </w:rPr>
-              <w:t xml:space="preserve">A transição de status segue regras: Aberto → Em Andamento → Aguardando Cliente/Peça → Resolvido → Fechado. Não é possível pular etapas.</w:t>
+              <w:t>A transicao de status segue regras: Aberto -&gt; Em Andamento -&gt; Aguardando Cliente/Peca -&gt; Resolvido -&gt; Fechado. Nao e possivel pular etapas. A unica volta permitida e a reabertura (RN-006), que devolve o chamado para Em Andamento ou Aberto.</w:t>
             </w:r>
           </w:p>
         </w:tc>
@@ -11091,7 +11133,7 @@
                 <w:sz w:val="20"/>
                 <w:szCs w:val="20"/>
               </w:rPr>
-              <w:t xml:space="preserve">Chamados no status 'Resolvido' são automaticamente movidos para 'Fechado' após 5 dias úteis sem resposta do cliente.</w:t>
+              <w:t>Chamados no status 'Resolvido' sao movidos automaticamente para 'Fechado' apos 3 dias uteis sem manifestacao do cliente, contados a partir da resolucao. A rotina roda dentro da propria API (o ambiente nao possui worker Celery) e registra a mudanca no historico sem autor, identificada como 'Sistema'.</w:t>
             </w:r>
           </w:p>
         </w:tc>
@@ -11149,7 +11191,7 @@
                 <w:sz w:val="20"/>
                 <w:szCs w:val="20"/>
               </w:rPr>
-              <w:t xml:space="preserve">Chamados 'Fechados' podem ser reabertos pelo cliente dentro de 7 dias corridos. Após isso, um novo chamado deve ser criado.</w:t>
+              <w:t>Chamados 'Resolvidos' ou 'Fechados' podem ser reabertos pelo cliente que os criou dentro de 5 dias uteis contados da resolucao, mediante motivo. Admin e tecnico reabrem sem prazo, para corrigir encerramento indevido da equipe. A reabertura recalcula o prazo de resolucao do SLA.</w:t>
             </w:r>
           </w:p>
         </w:tc>
@@ -11385,7 +11427,7 @@
                 <w:sz w:val="20"/>
                 <w:szCs w:val="20"/>
               </w:rPr>
-              <w:t>A pesquisa de satisfacao e enviada automaticamente ao resolver o chamado e pode ser respondida apenas uma vez por chamado. A nota vai de 1 a 10 (escala unificada na v1.1.0).</w:t>
+              <w:t>A pesquisa de satisfacao e disparada automaticamente ao resolver o chamado e pode ser respondida apenas uma vez por chamado, somente pelo cliente que o abriu. A nota vai de 1 a 10 (escala unificada na v1.1.0). O convite fica apenas no sistema, sem envio por e-mail (v1.4.0).</w:t>
             </w:r>
           </w:p>
         </w:tc>
@@ -20649,7 +20691,7 @@
                 <w:sz w:val="20"/>
                 <w:szCs w:val="20"/>
               </w:rPr>
-              <w:t xml:space="preserve">Data/hora da resolução</w:t>
+              <w:t>Data/hora da resolucao — referencia dos prazos de fechamento automatico e de reabertura</w:t>
             </w:r>
           </w:p>
         </w:tc>
@@ -20990,6 +21032,342 @@
                 <w:szCs w:val="20"/>
               </w:rPr>
               <w:t xml:space="preserve">Última atualização</w:t>
+            </w:r>
+          </w:p>
+        </w:tc>
+      </w:tr>
+      <w:tr>
+        <w:tc>
+          <w:tcPr>
+            <w:tcW w:type="dxa" w:w="2200"/>
+            <w:tcBorders>
+              <w:top w:val="single" w:color="CCCCCC" w:sz="1"/>
+              <w:left w:val="single" w:color="CCCCCC" w:sz="1"/>
+              <w:bottom w:val="single" w:color="CCCCCC" w:sz="1"/>
+              <w:right w:val="single" w:color="CCCCCC" w:sz="1"/>
+            </w:tcBorders>
+            <w:tcMar>
+              <w:top w:type="dxa" w:w="80"/>
+              <w:left w:type="dxa" w:w="120"/>
+              <w:bottom w:type="dxa" w:w="80"/>
+              <w:right w:type="dxa" w:w="120"/>
+            </w:tcMar>
+          </w:tcPr>
+          <w:p>
+            <w:r>
+              <w:rPr>
+                <w:rFonts w:ascii="Arial" w:cs="Arial" w:eastAsia="Arial" w:hAnsi="Arial"/>
+                <w:b/>
+                <w:bCs/>
+                <w:sz w:val="20"/>
+                <w:szCs w:val="20"/>
+              </w:rPr>
+              <w:t>auto_closed</w:t>
+            </w:r>
+          </w:p>
+        </w:tc>
+        <w:tc>
+          <w:tcPr>
+            <w:tcW w:type="dxa" w:w="1800"/>
+            <w:tcBorders>
+              <w:top w:val="single" w:color="CCCCCC" w:sz="1"/>
+              <w:left w:val="single" w:color="CCCCCC" w:sz="1"/>
+              <w:bottom w:val="single" w:color="CCCCCC" w:sz="1"/>
+              <w:right w:val="single" w:color="CCCCCC" w:sz="1"/>
+            </w:tcBorders>
+            <w:tcMar>
+              <w:top w:type="dxa" w:w="80"/>
+              <w:left w:type="dxa" w:w="120"/>
+              <w:bottom w:type="dxa" w:w="80"/>
+              <w:right w:type="dxa" w:w="120"/>
+            </w:tcMar>
+          </w:tcPr>
+          <w:p>
+            <w:r>
+              <w:rPr>
+                <w:rFonts w:ascii="Arial" w:cs="Arial" w:eastAsia="Arial" w:hAnsi="Arial"/>
+                <w:sz w:val="20"/>
+                <w:szCs w:val="20"/>
+              </w:rPr>
+              <w:t>BOOLEAN</w:t>
+            </w:r>
+          </w:p>
+        </w:tc>
+        <w:tc>
+          <w:tcPr>
+            <w:tcW w:type="dxa" w:w="1200"/>
+            <w:tcBorders>
+              <w:top w:val="single" w:color="CCCCCC" w:sz="1"/>
+              <w:left w:val="single" w:color="CCCCCC" w:sz="1"/>
+              <w:bottom w:val="single" w:color="CCCCCC" w:sz="1"/>
+              <w:right w:val="single" w:color="CCCCCC" w:sz="1"/>
+            </w:tcBorders>
+            <w:tcMar>
+              <w:top w:type="dxa" w:w="80"/>
+              <w:left w:type="dxa" w:w="120"/>
+              <w:bottom w:type="dxa" w:w="80"/>
+              <w:right w:type="dxa" w:w="120"/>
+            </w:tcMar>
+          </w:tcPr>
+          <w:p>
+            <w:r>
+              <w:rPr>
+                <w:rFonts w:ascii="Arial" w:cs="Arial" w:eastAsia="Arial" w:hAnsi="Arial"/>
+                <w:sz w:val="20"/>
+                <w:szCs w:val="20"/>
+              </w:rPr>
+              <w:t>Sim</w:t>
+            </w:r>
+          </w:p>
+        </w:tc>
+        <w:tc>
+          <w:tcPr>
+            <w:tcW w:type="dxa" w:w="4160"/>
+            <w:tcBorders>
+              <w:top w:val="single" w:color="CCCCCC" w:sz="1"/>
+              <w:left w:val="single" w:color="CCCCCC" w:sz="1"/>
+              <w:bottom w:val="single" w:color="CCCCCC" w:sz="1"/>
+              <w:right w:val="single" w:color="CCCCCC" w:sz="1"/>
+            </w:tcBorders>
+            <w:tcMar>
+              <w:top w:type="dxa" w:w="80"/>
+              <w:left w:type="dxa" w:w="120"/>
+              <w:bottom w:type="dxa" w:w="80"/>
+              <w:right w:type="dxa" w:w="120"/>
+            </w:tcMar>
+          </w:tcPr>
+          <w:p>
+            <w:r>
+              <w:rPr>
+                <w:rFonts w:ascii="Arial" w:cs="Arial" w:eastAsia="Arial" w:hAnsi="Arial"/>
+                <w:sz w:val="20"/>
+                <w:szCs w:val="20"/>
+              </w:rPr>
+              <w:t>Fechado pela rotina automatica, sem acao humana</w:t>
+            </w:r>
+          </w:p>
+        </w:tc>
+      </w:tr>
+      <w:tr>
+        <w:tc>
+          <w:tcPr>
+            <w:tcW w:type="dxa" w:w="2200"/>
+            <w:tcBorders>
+              <w:top w:val="single" w:color="CCCCCC" w:sz="1"/>
+              <w:left w:val="single" w:color="CCCCCC" w:sz="1"/>
+              <w:bottom w:val="single" w:color="CCCCCC" w:sz="1"/>
+              <w:right w:val="single" w:color="CCCCCC" w:sz="1"/>
+            </w:tcBorders>
+            <w:tcMar>
+              <w:top w:type="dxa" w:w="80"/>
+              <w:left w:type="dxa" w:w="120"/>
+              <w:bottom w:type="dxa" w:w="80"/>
+              <w:right w:type="dxa" w:w="120"/>
+            </w:tcMar>
+          </w:tcPr>
+          <w:p>
+            <w:r>
+              <w:rPr>
+                <w:rFonts w:ascii="Arial" w:cs="Arial" w:eastAsia="Arial" w:hAnsi="Arial"/>
+                <w:b/>
+                <w:bCs/>
+                <w:sz w:val="20"/>
+                <w:szCs w:val="20"/>
+              </w:rPr>
+              <w:t>reopened_at</w:t>
+            </w:r>
+          </w:p>
+        </w:tc>
+        <w:tc>
+          <w:tcPr>
+            <w:tcW w:type="dxa" w:w="1800"/>
+            <w:tcBorders>
+              <w:top w:val="single" w:color="CCCCCC" w:sz="1"/>
+              <w:left w:val="single" w:color="CCCCCC" w:sz="1"/>
+              <w:bottom w:val="single" w:color="CCCCCC" w:sz="1"/>
+              <w:right w:val="single" w:color="CCCCCC" w:sz="1"/>
+            </w:tcBorders>
+            <w:tcMar>
+              <w:top w:type="dxa" w:w="80"/>
+              <w:left w:type="dxa" w:w="120"/>
+              <w:bottom w:type="dxa" w:w="80"/>
+              <w:right w:type="dxa" w:w="120"/>
+            </w:tcMar>
+          </w:tcPr>
+          <w:p>
+            <w:r>
+              <w:rPr>
+                <w:rFonts w:ascii="Arial" w:cs="Arial" w:eastAsia="Arial" w:hAnsi="Arial"/>
+                <w:sz w:val="20"/>
+                <w:szCs w:val="20"/>
+              </w:rPr>
+              <w:t>TIMESTAMP</w:t>
+            </w:r>
+          </w:p>
+        </w:tc>
+        <w:tc>
+          <w:tcPr>
+            <w:tcW w:type="dxa" w:w="1200"/>
+            <w:tcBorders>
+              <w:top w:val="single" w:color="CCCCCC" w:sz="1"/>
+              <w:left w:val="single" w:color="CCCCCC" w:sz="1"/>
+              <w:bottom w:val="single" w:color="CCCCCC" w:sz="1"/>
+              <w:right w:val="single" w:color="CCCCCC" w:sz="1"/>
+            </w:tcBorders>
+            <w:tcMar>
+              <w:top w:type="dxa" w:w="80"/>
+              <w:left w:type="dxa" w:w="120"/>
+              <w:bottom w:type="dxa" w:w="80"/>
+              <w:right w:type="dxa" w:w="120"/>
+            </w:tcMar>
+          </w:tcPr>
+          <w:p>
+            <w:r>
+              <w:rPr>
+                <w:rFonts w:ascii="Arial" w:cs="Arial" w:eastAsia="Arial" w:hAnsi="Arial"/>
+                <w:sz w:val="20"/>
+                <w:szCs w:val="20"/>
+              </w:rPr>
+              <w:t>Nao</w:t>
+            </w:r>
+          </w:p>
+        </w:tc>
+        <w:tc>
+          <w:tcPr>
+            <w:tcW w:type="dxa" w:w="4160"/>
+            <w:tcBorders>
+              <w:top w:val="single" w:color="CCCCCC" w:sz="1"/>
+              <w:left w:val="single" w:color="CCCCCC" w:sz="1"/>
+              <w:bottom w:val="single" w:color="CCCCCC" w:sz="1"/>
+              <w:right w:val="single" w:color="CCCCCC" w:sz="1"/>
+            </w:tcBorders>
+            <w:tcMar>
+              <w:top w:type="dxa" w:w="80"/>
+              <w:left w:type="dxa" w:w="120"/>
+              <w:bottom w:type="dxa" w:w="80"/>
+              <w:right w:type="dxa" w:w="120"/>
+            </w:tcMar>
+          </w:tcPr>
+          <w:p>
+            <w:r>
+              <w:rPr>
+                <w:rFonts w:ascii="Arial" w:cs="Arial" w:eastAsia="Arial" w:hAnsi="Arial"/>
+                <w:sz w:val="20"/>
+                <w:szCs w:val="20"/>
+              </w:rPr>
+              <w:t>Data/hora da ultima reabertura</w:t>
+            </w:r>
+          </w:p>
+        </w:tc>
+      </w:tr>
+      <w:tr>
+        <w:tc>
+          <w:tcPr>
+            <w:tcW w:type="dxa" w:w="2200"/>
+            <w:tcBorders>
+              <w:top w:val="single" w:color="CCCCCC" w:sz="1"/>
+              <w:left w:val="single" w:color="CCCCCC" w:sz="1"/>
+              <w:bottom w:val="single" w:color="CCCCCC" w:sz="1"/>
+              <w:right w:val="single" w:color="CCCCCC" w:sz="1"/>
+            </w:tcBorders>
+            <w:tcMar>
+              <w:top w:type="dxa" w:w="80"/>
+              <w:left w:type="dxa" w:w="120"/>
+              <w:bottom w:type="dxa" w:w="80"/>
+              <w:right w:type="dxa" w:w="120"/>
+            </w:tcMar>
+          </w:tcPr>
+          <w:p>
+            <w:r>
+              <w:rPr>
+                <w:rFonts w:ascii="Arial" w:cs="Arial" w:eastAsia="Arial" w:hAnsi="Arial"/>
+                <w:b/>
+                <w:bCs/>
+                <w:sz w:val="20"/>
+                <w:szCs w:val="20"/>
+              </w:rPr>
+              <w:t>reopen_count</w:t>
+            </w:r>
+          </w:p>
+        </w:tc>
+        <w:tc>
+          <w:tcPr>
+            <w:tcW w:type="dxa" w:w="1800"/>
+            <w:tcBorders>
+              <w:top w:val="single" w:color="CCCCCC" w:sz="1"/>
+              <w:left w:val="single" w:color="CCCCCC" w:sz="1"/>
+              <w:bottom w:val="single" w:color="CCCCCC" w:sz="1"/>
+              <w:right w:val="single" w:color="CCCCCC" w:sz="1"/>
+            </w:tcBorders>
+            <w:tcMar>
+              <w:top w:type="dxa" w:w="80"/>
+              <w:left w:type="dxa" w:w="120"/>
+              <w:bottom w:type="dxa" w:w="80"/>
+              <w:right w:type="dxa" w:w="120"/>
+            </w:tcMar>
+          </w:tcPr>
+          <w:p>
+            <w:r>
+              <w:rPr>
+                <w:rFonts w:ascii="Arial" w:cs="Arial" w:eastAsia="Arial" w:hAnsi="Arial"/>
+                <w:sz w:val="20"/>
+                <w:szCs w:val="20"/>
+              </w:rPr>
+              <w:t>INTEGER</w:t>
+            </w:r>
+          </w:p>
+        </w:tc>
+        <w:tc>
+          <w:tcPr>
+            <w:tcW w:type="dxa" w:w="1200"/>
+            <w:tcBorders>
+              <w:top w:val="single" w:color="CCCCCC" w:sz="1"/>
+              <w:left w:val="single" w:color="CCCCCC" w:sz="1"/>
+              <w:bottom w:val="single" w:color="CCCCCC" w:sz="1"/>
+              <w:right w:val="single" w:color="CCCCCC" w:sz="1"/>
+            </w:tcBorders>
+            <w:tcMar>
+              <w:top w:type="dxa" w:w="80"/>
+              <w:left w:type="dxa" w:w="120"/>
+              <w:bottom w:type="dxa" w:w="80"/>
+              <w:right w:type="dxa" w:w="120"/>
+            </w:tcMar>
+          </w:tcPr>
+          <w:p>
+            <w:r>
+              <w:rPr>
+                <w:rFonts w:ascii="Arial" w:cs="Arial" w:eastAsia="Arial" w:hAnsi="Arial"/>
+                <w:sz w:val="20"/>
+                <w:szCs w:val="20"/>
+              </w:rPr>
+              <w:t>Sim</w:t>
+            </w:r>
+          </w:p>
+        </w:tc>
+        <w:tc>
+          <w:tcPr>
+            <w:tcW w:type="dxa" w:w="4160"/>
+            <w:tcBorders>
+              <w:top w:val="single" w:color="CCCCCC" w:sz="1"/>
+              <w:left w:val="single" w:color="CCCCCC" w:sz="1"/>
+              <w:bottom w:val="single" w:color="CCCCCC" w:sz="1"/>
+              <w:right w:val="single" w:color="CCCCCC" w:sz="1"/>
+            </w:tcBorders>
+            <w:tcMar>
+              <w:top w:type="dxa" w:w="80"/>
+              <w:left w:type="dxa" w:w="120"/>
+              <w:bottom w:type="dxa" w:w="80"/>
+              <w:right w:type="dxa" w:w="120"/>
+            </w:tcMar>
+          </w:tcPr>
+          <w:p>
+            <w:r>
+              <w:rPr>
+                <w:rFonts w:ascii="Arial" w:cs="Arial" w:eastAsia="Arial" w:hAnsi="Arial"/>
+                <w:sz w:val="20"/>
+                <w:szCs w:val="20"/>
+              </w:rPr>
+              <w:t>Quantas vezes o chamado ja foi reaberto</w:t>
             </w:r>
           </w:p>
         </w:tc>
@@ -21471,7 +21849,7 @@
                 <w:sz w:val="20"/>
                 <w:szCs w:val="20"/>
               </w:rPr>
-              <w:t xml:space="preserve">Sim</w:t>
+              <w:t>Nao</w:t>
             </w:r>
           </w:p>
         </w:tc>
@@ -21499,7 +21877,7 @@
                 <w:sz w:val="20"/>
                 <w:szCs w:val="20"/>
               </w:rPr>
-              <w:t xml:space="preserve">Usuário que realizou a ação</w:t>
+              <w:t>Usuario que realizou a acao; nulo quando a acao foi do proprio sistema (fechamento automatico)</w:t>
             </w:r>
           </w:p>
         </w:tc>

--- a/Documentação/Requisitos_HelpDesk_HealthSafety_v1.docx
+++ b/Documentação/Requisitos_HelpDesk_HealthSafety_v1.docx
@@ -520,7 +520,7 @@
           </w:tcPr>
           <w:p>
             <w:r>
-              <w:t>Ciclo de encerramento do chamado: fechamento automatico em 3 dias uteis, reabertura pelo cliente em 5 dias uteis e pesquisa de satisfacao apenas no sistema (sem e-mail).</w:t>
+              <w:t>Ciclo de encerramento do chamado: fechamento automatico em 3 dias uteis, reabertura pelo cliente em 5 dias uteis, pesquisa de satisfacao apenas no sistema (sem e-mail) e nova pergunta de recomendacao da empresa.</w:t>
             </w:r>
           </w:p>
         </w:tc>
@@ -8775,7 +8775,7 @@
                 <w:sz w:val="20"/>
                 <w:szCs w:val="20"/>
               </w:rPr>
-              <w:t>A pesquisa deve conter: nota de 1 a 10 e campo de comentario livre. Cada chamado aceita uma unica avaliacao, que nao pode ser alterada depois de enviada.</w:t>
+              <w:t>A pesquisa deve conter duas notas de 1 a 10 — 'Como voce avalia o atendimento?' e 'O quanto voce recomendaria nossa empresa?' — e um campo de comentario livre. As duas notas sao obrigatorias no formulario. Cada chamado aceita uma unica avaliacao, que nao pode ser alterada depois de enviada.</w:t>
             </w:r>
           </w:p>
         </w:tc>
@@ -8889,7 +8889,7 @@
                 <w:sz w:val="20"/>
                 <w:szCs w:val="20"/>
               </w:rPr>
-              <w:t xml:space="preserve">O dashboard deve consolidar o índice de satisfação geral (CSAT), por técnico e por produto.</w:t>
+              <w:t>O dashboard deve consolidar o indice de satisfacao geral (CSAT) e a media de recomendacao da empresa, por tecnico e por produto.</w:t>
             </w:r>
           </w:p>
         </w:tc>
@@ -11427,7 +11427,7 @@
                 <w:sz w:val="20"/>
                 <w:szCs w:val="20"/>
               </w:rPr>
-              <w:t>A pesquisa de satisfacao e disparada automaticamente ao resolver o chamado e pode ser respondida apenas uma vez por chamado, somente pelo cliente que o abriu. A nota vai de 1 a 10 (escala unificada na v1.1.0). O convite fica apenas no sistema, sem envio por e-mail (v1.4.0).</w:t>
+              <w:t>A pesquisa de satisfacao e disparada automaticamente ao resolver o chamado e pode ser respondida apenas uma vez por chamado, somente pelo cliente que o abriu. Sao duas notas de 1 a 10: atendimento e recomendacao da empresa. As avaliacoes anteriores a segunda pergunta ficam sem essa nota e sao ignoradas na media, em vez de contarem como zero. O convite fica apenas no sistema, sem envio por e-mail.</w:t>
             </w:r>
           </w:p>
         </w:tc>

--- a/Documentação/Requisitos_HelpDesk_HealthSafety_v1.docx
+++ b/Documentação/Requisitos_HelpDesk_HealthSafety_v1.docx
@@ -521,6 +521,48 @@
           <w:p>
             <w:r>
               <w:t>Ciclo de encerramento do chamado: fechamento automatico em 3 dias uteis, reabertura pelo cliente em 5 dias uteis, pesquisa de satisfacao apenas no sistema (sem e-mail) e nova pergunta de recomendacao da empresa.</w:t>
+            </w:r>
+          </w:p>
+        </w:tc>
+      </w:tr>
+      <w:tr>
+        <w:tc>
+          <w:tcPr>
+            <w:tcW w:type="dxa" w:w="1200"/>
+          </w:tcPr>
+          <w:p>
+            <w:r>
+              <w:t>1.3</w:t>
+            </w:r>
+          </w:p>
+        </w:tc>
+        <w:tc>
+          <w:tcPr>
+            <w:tcW w:type="dxa" w:w="2000"/>
+          </w:tcPr>
+          <w:p>
+            <w:r>
+              <w:t>10/08/2026</w:t>
+            </w:r>
+          </w:p>
+        </w:tc>
+        <w:tc>
+          <w:tcPr>
+            <w:tcW w:type="dxa" w:w="2800"/>
+          </w:tcPr>
+          <w:p>
+            <w:r>
+              <w:t>Health &amp; Safety / TI</w:t>
+            </w:r>
+          </w:p>
+        </w:tc>
+        <w:tc>
+          <w:tcPr>
+            <w:tcW w:type="dxa" w:w="3360"/>
+          </w:tcPr>
+          <w:p>
+            <w:r>
+              <w:t>Um chamado passa a aceitar varios equipamentos</w:t>
             </w:r>
           </w:p>
         </w:tc>
@@ -2425,7 +2467,7 @@
                 <w:sz w:val="20"/>
                 <w:szCs w:val="20"/>
               </w:rPr>
-              <w:t xml:space="preserve">O cliente deve poder abrir um chamado informando: produto, número de série (obrigatório), tipo de serviço, descrição detalhada e prioridade sugerida.</w:t>
+              <w:t>O cliente deve poder abrir um chamado informando: produto, um ou mais equipamentos (numero de serie), tipo de servico, descricao detalhada e prioridade sugerida.</w:t>
             </w:r>
           </w:p>
         </w:tc>
@@ -2481,7 +2523,7 @@
                 <w:sz w:val="20"/>
                 <w:szCs w:val="20"/>
               </w:rPr>
-              <w:t xml:space="preserve">Campos validados no frontend e backend</w:t>
+              <w:t>Ate 20 equipamentos por chamado</w:t>
             </w:r>
           </w:p>
         </w:tc>
@@ -3679,7 +3721,7 @@
                 <w:sz w:val="20"/>
                 <w:szCs w:val="20"/>
               </w:rPr>
-              <w:t xml:space="preserve">O sistema deve vincular o número de série do equipamento ao chamado, permitindo consultar histórico de atendimentos por equipamento.</w:t>
+              <w:t>O sistema deve vincular os numeros de serie dos equipamentos ao chamado, permitindo consultar o historico de atendimentos por equipamento. A busca encontra o chamado pelo serial de qualquer um dos aparelhos vinculados.</w:t>
             </w:r>
           </w:p>
         </w:tc>
@@ -10897,7 +10939,7 @@
                 <w:sz w:val="20"/>
                 <w:szCs w:val="20"/>
               </w:rPr>
-              <w:t xml:space="preserve">Todo chamado deve obrigatoriamente estar vinculado a um produto e número de série cadastrado.</w:t>
+              <w:t>Todo chamado deve estar vinculado a um produto e a pelo menos um numero de serie de equipamento quando o problema for de aparelho. Um mesmo chamado pode cobrir varios equipamentos (ate 20). O cliente so vincula equipamentos que pertencem a ele.</w:t>
             </w:r>
           </w:p>
         </w:tc>
